--- a/arbeitsblaetter/Kapitel_15_Dateien_Information_Aufgabenblatt.docx
+++ b/arbeitsblaetter/Kapitel_15_Dateien_Information_Aufgabenblatt.docx
@@ -999,6 +999,581 @@
         </w:tc>
       </w:tr>
     </w:tbl>
+    <w:tbl>
+      <w:tblPr>
+        <w:tblW w:type="auto" w:w="0"/>
+        <w:tblLayout w:type="autofit"/>
+        <w:tblLook w:firstColumn="1" w:firstRow="1" w:lastColumn="0" w:lastRow="0" w:noHBand="0" w:noVBand="1" w:val="04A0"/>
+        <w:tblBorders>
+          <w:top w:val="single" w:sz="8" w:space="0" w:color="009FE3"/>
+          <w:left w:val="single" w:sz="8" w:space="0" w:color="009FE3"/>
+          <w:bottom w:val="single" w:sz="8" w:space="0" w:color="009FE3"/>
+          <w:right w:val="single" w:sz="8" w:space="0" w:color="009FE3"/>
+          <w:insideH w:val="single" w:sz="8" w:space="0" w:color="009FE3"/>
+          <w:insideV w:val="single" w:sz="8" w:space="0" w:color="009FE3"/>
+        </w:tblBorders>
+      </w:tblPr>
+      <w:tblGrid>
+        <w:gridCol w:w="9648"/>
+      </w:tblGrid>
+      <w:tr>
+        <w:trPr>
+          <w:cantSplit/>
+        </w:trPr>
+        <w:tc>
+          <w:tcPr>
+            <w:tcW w:type="dxa" w:w="9648"/>
+            <w:shd w:val="clear" w:color="auto" w:fill="EAF6FC"/>
+            <w:tcMar>
+              <w:top w:w="80" w:type="dxa"/>
+              <w:start w:w="120" w:type="dxa"/>
+              <w:bottom w:w="80" w:type="dxa"/>
+              <w:end w:w="120" w:type="dxa"/>
+            </w:tcMar>
+          </w:tcPr>
+          <w:p>
+            <w:r>
+              <w:rPr>
+                <w:rFonts w:ascii="Arial" w:hAnsi="Arial" w:eastAsia="Arial"/>
+                <w:b/>
+                <w:i w:val="0"/>
+                <w:color w:val="00344D"/>
+                <w:sz w:val="22"/>
+              </w:rPr>
+              <w:t xml:space="preserve">Aufgabe 5: </w:t>
+            </w:r>
+            <w:r>
+              <w:rPr>
+                <w:rFonts w:ascii="Arial" w:hAnsi="Arial" w:eastAsia="Arial"/>
+                <w:b/>
+                <w:i w:val="0"/>
+                <w:color w:val="00344D"/>
+                <w:sz w:val="22"/>
+              </w:rPr>
+              <w:t xml:space="preserve">Wiederholung aus Kapitel 6 und 13: Die Punktestände stehen als Dictionary bereit. Schreibe sie in die Datei </w:t>
+            </w:r>
+            <w:r>
+              <w:rPr>
+                <w:rFonts w:ascii="Consolas" w:hAnsi="Consolas" w:eastAsia="Consolas"/>
+                <w:b/>
+                <w:i w:val="0"/>
+                <w:color w:val="00344D"/>
+                <w:sz w:val="21"/>
+              </w:rPr>
+              <w:t>punkte.txt</w:t>
+            </w:r>
+            <w:r>
+              <w:rPr>
+                <w:rFonts w:ascii="Arial" w:hAnsi="Arial" w:eastAsia="Arial"/>
+                <w:b/>
+                <w:i w:val="0"/>
+                <w:color w:val="00344D"/>
+                <w:sz w:val="22"/>
+              </w:rPr>
+              <w:t xml:space="preserve"> – eine Zeile je Person im Format </w:t>
+            </w:r>
+            <w:r>
+              <w:rPr>
+                <w:rFonts w:ascii="Consolas" w:hAnsi="Consolas" w:eastAsia="Consolas"/>
+                <w:b/>
+                <w:i w:val="0"/>
+                <w:color w:val="00344D"/>
+                <w:sz w:val="21"/>
+              </w:rPr>
+              <w:t>Mia: 12</w:t>
+            </w:r>
+            <w:r>
+              <w:rPr>
+                <w:rFonts w:ascii="Arial" w:hAnsi="Arial" w:eastAsia="Arial"/>
+                <w:b/>
+                <w:i w:val="0"/>
+                <w:color w:val="00344D"/>
+                <w:sz w:val="22"/>
+              </w:rPr>
+              <w:t>.</w:t>
+            </w:r>
+          </w:p>
+          <w:p>
+            <w:r>
+              <w:rPr>
+                <w:rFonts w:ascii="Arial" w:hAnsi="Arial" w:eastAsia="Arial"/>
+                <w:b w:val="0"/>
+                <w:i w:val="0"/>
+                <w:sz w:val="22"/>
+              </w:rPr>
+              <w:t xml:space="preserve">Baue die Zeile mit einem </w:t>
+            </w:r>
+            <w:r>
+              <w:rPr>
+                <w:rFonts w:ascii="Arial" w:hAnsi="Arial" w:eastAsia="Arial"/>
+                <w:b/>
+                <w:i w:val="0"/>
+                <w:color w:val="00344D"/>
+                <w:sz w:val="22"/>
+              </w:rPr>
+              <w:t>f-String</w:t>
+            </w:r>
+            <w:r>
+              <w:rPr>
+                <w:rFonts w:ascii="Arial" w:hAnsi="Arial" w:eastAsia="Arial"/>
+                <w:b w:val="0"/>
+                <w:i w:val="0"/>
+                <w:sz w:val="22"/>
+              </w:rPr>
+              <w:t>. Lies die Datei danach wieder ein und gib ihren Inhalt aus.</w:t>
+            </w:r>
+          </w:p>
+          <w:p>
+            <w:r>
+              <w:rPr>
+                <w:rFonts w:ascii="Consolas" w:hAnsi="Consolas" w:eastAsia="Consolas"/>
+                <w:b w:val="0"/>
+                <w:i/>
+                <w:color w:val="6E7B85"/>
+                <w:sz w:val="20"/>
+              </w:rPr>
+              <w:t>punkte = {"Mia": 12, "Tom": 9}</w:t>
+            </w:r>
+            <w:r>
+              <w:br/>
+            </w:r>
+            <w:r>
+              <w:rPr>
+                <w:rFonts w:ascii="Consolas" w:hAnsi="Consolas" w:eastAsia="Consolas"/>
+                <w:b w:val="0"/>
+                <w:i/>
+                <w:color w:val="6E7B85"/>
+                <w:sz w:val="20"/>
+              </w:rPr>
+              <w:t xml:space="preserve"> </w:t>
+            </w:r>
+            <w:r>
+              <w:br/>
+            </w:r>
+            <w:r>
+              <w:rPr>
+                <w:rFonts w:ascii="Consolas" w:hAnsi="Consolas" w:eastAsia="Consolas"/>
+                <w:b w:val="0"/>
+                <w:i/>
+                <w:color w:val="6E7B85"/>
+                <w:sz w:val="20"/>
+              </w:rPr>
+              <w:t># Schreibe die Punktestände in die Datei und lies sie wieder ein</w:t>
+            </w:r>
+          </w:p>
+          <w:p>
+            <w:r>
+              <w:rPr>
+                <w:rFonts w:ascii="Arial" w:hAnsi="Arial" w:eastAsia="Arial"/>
+                <w:b w:val="0"/>
+                <w:i/>
+                <w:color w:val="6E7B85"/>
+                <w:sz w:val="19"/>
+              </w:rPr>
+              <w:t>Dein Code:</w:t>
+            </w:r>
+          </w:p>
+          <w:p/>
+          <w:p/>
+          <w:p/>
+        </w:tc>
+      </w:tr>
+    </w:tbl>
+    <w:tbl>
+      <w:tblPr>
+        <w:tblW w:type="auto" w:w="0"/>
+        <w:tblLayout w:type="autofit"/>
+        <w:tblLook w:firstColumn="1" w:firstRow="1" w:lastColumn="0" w:lastRow="0" w:noHBand="0" w:noVBand="1" w:val="04A0"/>
+        <w:tblBorders>
+          <w:top w:val="single" w:sz="8" w:space="0" w:color="009FE3"/>
+          <w:left w:val="single" w:sz="8" w:space="0" w:color="009FE3"/>
+          <w:bottom w:val="single" w:sz="8" w:space="0" w:color="009FE3"/>
+          <w:right w:val="single" w:sz="8" w:space="0" w:color="009FE3"/>
+          <w:insideH w:val="single" w:sz="8" w:space="0" w:color="009FE3"/>
+          <w:insideV w:val="single" w:sz="8" w:space="0" w:color="009FE3"/>
+        </w:tblBorders>
+      </w:tblPr>
+      <w:tblGrid>
+        <w:gridCol w:w="9648"/>
+      </w:tblGrid>
+      <w:tr>
+        <w:trPr>
+          <w:cantSplit/>
+        </w:trPr>
+        <w:tc>
+          <w:tcPr>
+            <w:tcW w:type="dxa" w:w="9648"/>
+            <w:shd w:val="clear" w:color="auto" w:fill="EAF6FC"/>
+            <w:tcMar>
+              <w:top w:w="80" w:type="dxa"/>
+              <w:start w:w="120" w:type="dxa"/>
+              <w:bottom w:w="80" w:type="dxa"/>
+              <w:end w:w="120" w:type="dxa"/>
+            </w:tcMar>
+          </w:tcPr>
+          <w:p>
+            <w:r>
+              <w:rPr>
+                <w:rFonts w:ascii="Arial" w:hAnsi="Arial" w:eastAsia="Arial"/>
+                <w:b/>
+                <w:i w:val="0"/>
+                <w:color w:val="00344D"/>
+                <w:sz w:val="22"/>
+              </w:rPr>
+              <w:t xml:space="preserve">Aufgabe 6: </w:t>
+            </w:r>
+            <w:r>
+              <w:rPr>
+                <w:rFonts w:ascii="Arial" w:hAnsi="Arial" w:eastAsia="Arial"/>
+                <w:b/>
+                <w:i w:val="0"/>
+                <w:color w:val="00344D"/>
+                <w:sz w:val="22"/>
+              </w:rPr>
+              <w:t xml:space="preserve">Wiederholung aus Kapitel 14: Schreibe eine Klasse </w:t>
+            </w:r>
+            <w:r>
+              <w:rPr>
+                <w:rFonts w:ascii="Consolas" w:hAnsi="Consolas" w:eastAsia="Consolas"/>
+                <w:b/>
+                <w:i w:val="0"/>
+                <w:color w:val="00344D"/>
+                <w:sz w:val="21"/>
+              </w:rPr>
+              <w:t>Notizbuch</w:t>
+            </w:r>
+            <w:r>
+              <w:rPr>
+                <w:rFonts w:ascii="Arial" w:hAnsi="Arial" w:eastAsia="Arial"/>
+                <w:b/>
+                <w:i w:val="0"/>
+                <w:color w:val="00344D"/>
+                <w:sz w:val="22"/>
+              </w:rPr>
+              <w:t>, die sich um eine Datei kümmert.</w:t>
+            </w:r>
+          </w:p>
+          <w:p>
+            <w:r>
+              <w:rPr>
+                <w:rFonts w:ascii="Consolas" w:hAnsi="Consolas" w:eastAsia="Consolas"/>
+                <w:b w:val="0"/>
+                <w:i w:val="0"/>
+                <w:sz w:val="21"/>
+              </w:rPr>
+              <w:t>__init__(self, dateiname)</w:t>
+            </w:r>
+            <w:r>
+              <w:rPr>
+                <w:rFonts w:ascii="Arial" w:hAnsi="Arial" w:eastAsia="Arial"/>
+                <w:b w:val="0"/>
+                <w:i w:val="0"/>
+                <w:sz w:val="22"/>
+              </w:rPr>
+              <w:t xml:space="preserve"> merkt sich den Dateinamen in </w:t>
+            </w:r>
+            <w:r>
+              <w:rPr>
+                <w:rFonts w:ascii="Consolas" w:hAnsi="Consolas" w:eastAsia="Consolas"/>
+                <w:b w:val="0"/>
+                <w:i w:val="0"/>
+                <w:sz w:val="21"/>
+              </w:rPr>
+              <w:t>self.dateiname</w:t>
+            </w:r>
+            <w:r>
+              <w:rPr>
+                <w:rFonts w:ascii="Arial" w:hAnsi="Arial" w:eastAsia="Arial"/>
+                <w:b w:val="0"/>
+                <w:i w:val="0"/>
+                <w:sz w:val="22"/>
+              </w:rPr>
+              <w:t xml:space="preserve">. Die Methode </w:t>
+            </w:r>
+            <w:r>
+              <w:rPr>
+                <w:rFonts w:ascii="Consolas" w:hAnsi="Consolas" w:eastAsia="Consolas"/>
+                <w:b w:val="0"/>
+                <w:i w:val="0"/>
+                <w:sz w:val="21"/>
+              </w:rPr>
+              <w:t>schreibe(self, text)</w:t>
+            </w:r>
+            <w:r>
+              <w:rPr>
+                <w:rFonts w:ascii="Arial" w:hAnsi="Arial" w:eastAsia="Arial"/>
+                <w:b w:val="0"/>
+                <w:i w:val="0"/>
+                <w:sz w:val="22"/>
+              </w:rPr>
+              <w:t xml:space="preserve"> schreibt den Text in diese Datei, die Methode </w:t>
+            </w:r>
+            <w:r>
+              <w:rPr>
+                <w:rFonts w:ascii="Consolas" w:hAnsi="Consolas" w:eastAsia="Consolas"/>
+                <w:b w:val="0"/>
+                <w:i w:val="0"/>
+                <w:sz w:val="21"/>
+              </w:rPr>
+              <w:t>lies(self)</w:t>
+            </w:r>
+            <w:r>
+              <w:rPr>
+                <w:rFonts w:ascii="Arial" w:hAnsi="Arial" w:eastAsia="Arial"/>
+                <w:b w:val="0"/>
+                <w:i w:val="0"/>
+                <w:sz w:val="22"/>
+              </w:rPr>
+              <w:t xml:space="preserve"> gibt ihren Inhalt zurück.</w:t>
+            </w:r>
+          </w:p>
+          <w:p>
+            <w:r>
+              <w:rPr>
+                <w:rFonts w:ascii="Arial" w:hAnsi="Arial" w:eastAsia="Arial"/>
+                <w:b w:val="0"/>
+                <w:i w:val="0"/>
+                <w:sz w:val="22"/>
+              </w:rPr>
+              <w:t xml:space="preserve">Erzeuge damit ein Notizbuch für </w:t>
+            </w:r>
+            <w:r>
+              <w:rPr>
+                <w:rFonts w:ascii="Consolas" w:hAnsi="Consolas" w:eastAsia="Consolas"/>
+                <w:b w:val="0"/>
+                <w:i w:val="0"/>
+                <w:sz w:val="21"/>
+              </w:rPr>
+              <w:t>"notiz.txt"</w:t>
+            </w:r>
+            <w:r>
+              <w:rPr>
+                <w:rFonts w:ascii="Arial" w:hAnsi="Arial" w:eastAsia="Arial"/>
+                <w:b w:val="0"/>
+                <w:i w:val="0"/>
+                <w:sz w:val="22"/>
+              </w:rPr>
+              <w:t xml:space="preserve">, schreibe </w:t>
+            </w:r>
+            <w:r>
+              <w:rPr>
+                <w:rFonts w:ascii="Consolas" w:hAnsi="Consolas" w:eastAsia="Consolas"/>
+                <w:b/>
+                <w:i w:val="0"/>
+                <w:color w:val="00344D"/>
+                <w:sz w:val="21"/>
+              </w:rPr>
+              <w:t>Nicht vergessen!</w:t>
+            </w:r>
+            <w:r>
+              <w:rPr>
+                <w:rFonts w:ascii="Arial" w:hAnsi="Arial" w:eastAsia="Arial"/>
+                <w:b w:val="0"/>
+                <w:i w:val="0"/>
+                <w:sz w:val="22"/>
+              </w:rPr>
+              <w:t xml:space="preserve"> hinein und gib den gelesenen Inhalt aus.</w:t>
+            </w:r>
+          </w:p>
+          <w:p>
+            <w:r>
+              <w:rPr>
+                <w:rFonts w:ascii="Consolas" w:hAnsi="Consolas" w:eastAsia="Consolas"/>
+                <w:b w:val="0"/>
+                <w:i/>
+                <w:color w:val="6E7B85"/>
+                <w:sz w:val="20"/>
+              </w:rPr>
+              <w:t>class Notizbuch:</w:t>
+            </w:r>
+            <w:r>
+              <w:br/>
+            </w:r>
+            <w:r>
+              <w:rPr>
+                <w:rFonts w:ascii="Consolas" w:hAnsi="Consolas" w:eastAsia="Consolas"/>
+                <w:b w:val="0"/>
+                <w:i/>
+                <w:color w:val="6E7B85"/>
+                <w:sz w:val="20"/>
+              </w:rPr>
+              <w:t xml:space="preserve">    def __init__(self, dateiname):</w:t>
+            </w:r>
+            <w:r>
+              <w:br/>
+            </w:r>
+            <w:r>
+              <w:rPr>
+                <w:rFonts w:ascii="Consolas" w:hAnsi="Consolas" w:eastAsia="Consolas"/>
+                <w:b w:val="0"/>
+                <w:i/>
+                <w:color w:val="6E7B85"/>
+                <w:sz w:val="20"/>
+              </w:rPr>
+              <w:t xml:space="preserve">        # Hier deine Lösung</w:t>
+            </w:r>
+            <w:r>
+              <w:br/>
+            </w:r>
+            <w:r>
+              <w:rPr>
+                <w:rFonts w:ascii="Consolas" w:hAnsi="Consolas" w:eastAsia="Consolas"/>
+                <w:b w:val="0"/>
+                <w:i/>
+                <w:color w:val="6E7B85"/>
+                <w:sz w:val="20"/>
+              </w:rPr>
+              <w:t xml:space="preserve">        pass</w:t>
+            </w:r>
+            <w:r>
+              <w:br/>
+            </w:r>
+            <w:r>
+              <w:rPr>
+                <w:rFonts w:ascii="Consolas" w:hAnsi="Consolas" w:eastAsia="Consolas"/>
+                <w:b w:val="0"/>
+                <w:i/>
+                <w:color w:val="6E7B85"/>
+                <w:sz w:val="20"/>
+              </w:rPr>
+              <w:t xml:space="preserve"> </w:t>
+            </w:r>
+            <w:r>
+              <w:br/>
+            </w:r>
+            <w:r>
+              <w:rPr>
+                <w:rFonts w:ascii="Consolas" w:hAnsi="Consolas" w:eastAsia="Consolas"/>
+                <w:b w:val="0"/>
+                <w:i/>
+                <w:color w:val="6E7B85"/>
+                <w:sz w:val="20"/>
+              </w:rPr>
+              <w:t xml:space="preserve">    def schreibe(self, text):</w:t>
+            </w:r>
+            <w:r>
+              <w:br/>
+            </w:r>
+            <w:r>
+              <w:rPr>
+                <w:rFonts w:ascii="Consolas" w:hAnsi="Consolas" w:eastAsia="Consolas"/>
+                <w:b w:val="0"/>
+                <w:i/>
+                <w:color w:val="6E7B85"/>
+                <w:sz w:val="20"/>
+              </w:rPr>
+              <w:t xml:space="preserve">        # Hier deine Lösung</w:t>
+            </w:r>
+            <w:r>
+              <w:br/>
+            </w:r>
+            <w:r>
+              <w:rPr>
+                <w:rFonts w:ascii="Consolas" w:hAnsi="Consolas" w:eastAsia="Consolas"/>
+                <w:b w:val="0"/>
+                <w:i/>
+                <w:color w:val="6E7B85"/>
+                <w:sz w:val="20"/>
+              </w:rPr>
+              <w:t xml:space="preserve">        pass</w:t>
+            </w:r>
+            <w:r>
+              <w:br/>
+            </w:r>
+            <w:r>
+              <w:rPr>
+                <w:rFonts w:ascii="Consolas" w:hAnsi="Consolas" w:eastAsia="Consolas"/>
+                <w:b w:val="0"/>
+                <w:i/>
+                <w:color w:val="6E7B85"/>
+                <w:sz w:val="20"/>
+              </w:rPr>
+              <w:t xml:space="preserve"> </w:t>
+            </w:r>
+            <w:r>
+              <w:br/>
+            </w:r>
+            <w:r>
+              <w:rPr>
+                <w:rFonts w:ascii="Consolas" w:hAnsi="Consolas" w:eastAsia="Consolas"/>
+                <w:b w:val="0"/>
+                <w:i/>
+                <w:color w:val="6E7B85"/>
+                <w:sz w:val="20"/>
+              </w:rPr>
+              <w:t xml:space="preserve">    def lies(self):</w:t>
+            </w:r>
+            <w:r>
+              <w:br/>
+            </w:r>
+            <w:r>
+              <w:rPr>
+                <w:rFonts w:ascii="Consolas" w:hAnsi="Consolas" w:eastAsia="Consolas"/>
+                <w:b w:val="0"/>
+                <w:i/>
+                <w:color w:val="6E7B85"/>
+                <w:sz w:val="20"/>
+              </w:rPr>
+              <w:t xml:space="preserve">        # Hier deine Lösung</w:t>
+            </w:r>
+            <w:r>
+              <w:br/>
+            </w:r>
+            <w:r>
+              <w:rPr>
+                <w:rFonts w:ascii="Consolas" w:hAnsi="Consolas" w:eastAsia="Consolas"/>
+                <w:b w:val="0"/>
+                <w:i/>
+                <w:color w:val="6E7B85"/>
+                <w:sz w:val="20"/>
+              </w:rPr>
+              <w:t xml:space="preserve">        pass</w:t>
+            </w:r>
+            <w:r>
+              <w:br/>
+            </w:r>
+            <w:r>
+              <w:rPr>
+                <w:rFonts w:ascii="Consolas" w:hAnsi="Consolas" w:eastAsia="Consolas"/>
+                <w:b w:val="0"/>
+                <w:i/>
+                <w:color w:val="6E7B85"/>
+                <w:sz w:val="20"/>
+              </w:rPr>
+              <w:t xml:space="preserve"> </w:t>
+            </w:r>
+            <w:r>
+              <w:br/>
+            </w:r>
+            <w:r>
+              <w:rPr>
+                <w:rFonts w:ascii="Consolas" w:hAnsi="Consolas" w:eastAsia="Consolas"/>
+                <w:b w:val="0"/>
+                <w:i/>
+                <w:color w:val="6E7B85"/>
+                <w:sz w:val="20"/>
+              </w:rPr>
+              <w:t># Erzeuge ein Notizbuch, schreibe hinein und gib den Inhalt aus</w:t>
+            </w:r>
+          </w:p>
+          <w:p>
+            <w:r>
+              <w:rPr>
+                <w:rFonts w:ascii="Arial" w:hAnsi="Arial" w:eastAsia="Arial"/>
+                <w:b w:val="0"/>
+                <w:i/>
+                <w:color w:val="6E7B85"/>
+                <w:sz w:val="19"/>
+              </w:rPr>
+              <w:t>Dein Code:</w:t>
+            </w:r>
+          </w:p>
+          <w:p/>
+          <w:p/>
+          <w:p/>
+        </w:tc>
+      </w:tr>
+    </w:tbl>
     <w:sectPr>
       <w:headerReference w:type="default" r:id="rId9"/>
       <w:footerReference w:type="default" r:id="rId10"/>
